--- a/New HSSE Management System 2026/Templates/01-DAN-TMP-HSE-000010__Jun_2026_REV01_Two-Week_Look-Ahead_Planning_Form.docx
+++ b/New HSSE Management System 2026/Templates/01-DAN-TMP-HSE-000010__Jun_2026_REV01_Two-Week_Look-Ahead_Planning_Form.docx
@@ -38,13 +38,13 @@
             <w:pPr>
               <w:pStyle w:val="Tabhdl"/>
               <w:rPr>
-                <w:rFonts w:ascii="Readex Pro Light" w:hAnsi="Readex Pro Light" w:cs="Readex Pro Light"/>
+                <w:rFonts w:ascii="Tahoma" w:hAnsi="Tahoma" w:cs="Tahoma"/>
                 <w:color w:val="FFFFFF" w:themeColor="background1"/>
               </w:rPr>
             </w:pPr>
             <w:r>
               <w:rPr>
-                <w:rFonts w:ascii="Readex Pro Light" w:hAnsi="Readex Pro Light" w:cs="Readex Pro Light"/>
+                <w:rFonts w:ascii="Tahoma" w:hAnsi="Tahoma" w:cs="Tahoma"/>
                 <w:color w:val="FFFFFF" w:themeColor="background1"/>
               </w:rPr>
               <w:t>Project/ Location:</w:t>
@@ -59,7 +59,7 @@
             <w:pPr>
               <w:pStyle w:val="Tabtxt"/>
               <w:rPr>
-                <w:rFonts w:ascii="Readex Pro Light" w:hAnsi="Readex Pro Light" w:cs="Readex Pro Light"/>
+                <w:rFonts w:ascii="Tahoma" w:hAnsi="Tahoma" w:cs="Tahoma"/>
                 <w:color w:val="FF0000"/>
               </w:rPr>
             </w:pPr>
@@ -75,13 +75,13 @@
             <w:pPr>
               <w:pStyle w:val="Tabhdl"/>
               <w:rPr>
-                <w:rFonts w:ascii="Readex Pro Light" w:hAnsi="Readex Pro Light" w:cs="Readex Pro Light"/>
+                <w:rFonts w:ascii="Tahoma" w:hAnsi="Tahoma" w:cs="Tahoma"/>
                 <w:color w:val="FFFFFF" w:themeColor="background1"/>
               </w:rPr>
             </w:pPr>
             <w:r>
               <w:rPr>
-                <w:rFonts w:ascii="Readex Pro Light" w:hAnsi="Readex Pro Light" w:cs="Readex Pro Light"/>
+                <w:rFonts w:ascii="Tahoma" w:hAnsi="Tahoma" w:cs="Tahoma"/>
                 <w:color w:val="FFFFFF" w:themeColor="background1"/>
               </w:rPr>
               <w:t>Contractor:</w:t>
@@ -96,7 +96,7 @@
             <w:pPr>
               <w:pStyle w:val="Tabtxt"/>
               <w:rPr>
-                <w:rFonts w:ascii="Readex Pro Light" w:hAnsi="Readex Pro Light" w:cs="Readex Pro Light"/>
+                <w:rFonts w:ascii="Tahoma" w:hAnsi="Tahoma" w:cs="Tahoma"/>
                 <w:color w:val="FF0000"/>
               </w:rPr>
             </w:pPr>
@@ -112,14 +112,14 @@
             <w:pPr>
               <w:pStyle w:val="Tabtxt"/>
               <w:rPr>
-                <w:rFonts w:ascii="Readex Pro Light" w:hAnsi="Readex Pro Light" w:cs="Readex Pro Light"/>
+                <w:rFonts w:ascii="Tahoma" w:hAnsi="Tahoma" w:cs="Tahoma"/>
                 <w:b/>
                 <w:color w:val="FFFFFF" w:themeColor="background1"/>
               </w:rPr>
             </w:pPr>
             <w:r>
               <w:rPr>
-                <w:rFonts w:ascii="Readex Pro Light" w:hAnsi="Readex Pro Light" w:cs="Readex Pro Light"/>
+                <w:rFonts w:ascii="Tahoma" w:hAnsi="Tahoma" w:cs="Tahoma"/>
                 <w:b/>
                 <w:color w:val="FFFFFF" w:themeColor="background1"/>
               </w:rPr>
@@ -135,7 +135,7 @@
             <w:pPr>
               <w:pStyle w:val="Tabtxt"/>
               <w:rPr>
-                <w:rFonts w:ascii="Readex Pro Light" w:hAnsi="Readex Pro Light" w:cs="Readex Pro Light"/>
+                <w:rFonts w:ascii="Tahoma" w:hAnsi="Tahoma" w:cs="Tahoma"/>
                 <w:color w:val="FF0000"/>
               </w:rPr>
             </w:pPr>
@@ -156,13 +156,13 @@
             <w:pPr>
               <w:pStyle w:val="Tabhdl"/>
               <w:rPr>
-                <w:rFonts w:ascii="Readex Pro Light" w:hAnsi="Readex Pro Light" w:cs="Readex Pro Light"/>
+                <w:rFonts w:ascii="Tahoma" w:hAnsi="Tahoma" w:cs="Tahoma"/>
                 <w:color w:val="FFFFFF" w:themeColor="background1"/>
               </w:rPr>
             </w:pPr>
             <w:r>
               <w:rPr>
-                <w:rFonts w:ascii="Readex Pro Light" w:hAnsi="Readex Pro Light" w:cs="Readex Pro Light"/>
+                <w:rFonts w:ascii="Tahoma" w:hAnsi="Tahoma" w:cs="Tahoma"/>
                 <w:color w:val="FFFFFF" w:themeColor="background1"/>
               </w:rPr>
               <w:t>Prepared by:</w:t>
@@ -177,7 +177,7 @@
             <w:pPr>
               <w:pStyle w:val="Tabtxt"/>
               <w:rPr>
-                <w:rFonts w:ascii="Readex Pro Light" w:hAnsi="Readex Pro Light" w:cs="Readex Pro Light"/>
+                <w:rFonts w:ascii="Tahoma" w:hAnsi="Tahoma" w:cs="Tahoma"/>
                 <w:color w:val="FF0000"/>
               </w:rPr>
             </w:pPr>
@@ -193,20 +193,20 @@
             <w:pPr>
               <w:pStyle w:val="Tabhdl"/>
               <w:rPr>
-                <w:rFonts w:ascii="Readex Pro Light" w:hAnsi="Readex Pro Light" w:cs="Readex Pro Light"/>
+                <w:rFonts w:ascii="Tahoma" w:hAnsi="Tahoma" w:cs="Tahoma"/>
                 <w:color w:val="FFFFFF" w:themeColor="background1"/>
               </w:rPr>
             </w:pPr>
             <w:r>
               <w:rPr>
-                <w:rFonts w:ascii="Readex Pro Light" w:hAnsi="Readex Pro Light" w:cs="Readex Pro Light"/>
+                <w:rFonts w:ascii="Tahoma" w:hAnsi="Tahoma" w:cs="Tahoma"/>
                 <w:color w:val="FFFFFF" w:themeColor="background1"/>
               </w:rPr>
               <w:t xml:space="preserve">Planning for </w:t>
             </w:r>
             <w:r>
               <w:rPr>
-                <w:rFonts w:ascii="Readex Pro Light" w:hAnsi="Readex Pro Light" w:cs="Readex Pro Light"/>
+                <w:rFonts w:ascii="Tahoma" w:hAnsi="Tahoma" w:cs="Tahoma"/>
                 <w:color w:val="FFFFFF" w:themeColor="background1"/>
               </w:rPr>
               <w:br/>
@@ -222,7 +222,7 @@
             <w:pPr>
               <w:pStyle w:val="Tabtxt"/>
               <w:rPr>
-                <w:rFonts w:ascii="Readex Pro Light" w:hAnsi="Readex Pro Light" w:cs="Readex Pro Light"/>
+                <w:rFonts w:ascii="Tahoma" w:hAnsi="Tahoma" w:cs="Tahoma"/>
                 <w:color w:val="FF0000"/>
               </w:rPr>
             </w:pPr>
@@ -238,14 +238,14 @@
             <w:pPr>
               <w:pStyle w:val="Tabtxt"/>
               <w:rPr>
-                <w:rFonts w:ascii="Readex Pro Light" w:hAnsi="Readex Pro Light" w:cs="Readex Pro Light"/>
+                <w:rFonts w:ascii="Tahoma" w:hAnsi="Tahoma" w:cs="Tahoma"/>
                 <w:b/>
                 <w:color w:val="FFFFFF" w:themeColor="background1"/>
               </w:rPr>
             </w:pPr>
             <w:r>
               <w:rPr>
-                <w:rFonts w:ascii="Readex Pro Light" w:hAnsi="Readex Pro Light" w:cs="Readex Pro Light"/>
+                <w:rFonts w:ascii="Tahoma" w:hAnsi="Tahoma" w:cs="Tahoma"/>
                 <w:b/>
                 <w:color w:val="FFFFFF" w:themeColor="background1"/>
               </w:rPr>
@@ -261,7 +261,7 @@
             <w:pPr>
               <w:pStyle w:val="Tabtxt"/>
               <w:rPr>
-                <w:rFonts w:ascii="Readex Pro Light" w:hAnsi="Readex Pro Light" w:cs="Readex Pro Light"/>
+                <w:rFonts w:ascii="Tahoma" w:hAnsi="Tahoma" w:cs="Tahoma"/>
                 <w:color w:val="FF0000"/>
               </w:rPr>
             </w:pPr>
@@ -272,7 +272,7 @@
     <w:p>
       <w:pPr>
         <w:rPr>
-          <w:rFonts w:ascii="Readex Pro Light" w:hAnsi="Readex Pro Light" w:cs="Readex Pro Light"/>
+          <w:rFonts w:ascii="Tahoma" w:hAnsi="Tahoma" w:cs="Tahoma"/>
         </w:rPr>
       </w:pPr>
     </w:p>
@@ -309,7 +309,7 @@
             <w:pPr>
               <w:jc w:val="center"/>
               <w:rPr>
-                <w:rFonts w:ascii="Readex Pro Light" w:hAnsi="Readex Pro Light" w:cs="Readex Pro Light"/>
+                <w:rFonts w:ascii="Tahoma" w:hAnsi="Tahoma" w:cs="Tahoma"/>
                 <w:bCs/>
                 <w:sz w:val="20"/>
                 <w:szCs w:val="20"/>
@@ -317,7 +317,7 @@
             </w:pPr>
             <w:r>
               <w:rPr>
-                <w:rFonts w:ascii="Readex Pro Light" w:hAnsi="Readex Pro Light" w:cs="Readex Pro Light"/>
+                <w:rFonts w:ascii="Tahoma" w:hAnsi="Tahoma" w:cs="Tahoma"/>
                 <w:bCs/>
                 <w:color w:val="FFFFFF" w:themeColor="background1"/>
                 <w:sz w:val="20"/>
@@ -335,7 +335,7 @@
           <w:p>
             <w:pPr>
               <w:rPr>
-                <w:rFonts w:ascii="Readex Pro Light" w:hAnsi="Readex Pro Light" w:cs="Readex Pro Light"/>
+                <w:rFonts w:ascii="Tahoma" w:hAnsi="Tahoma" w:cs="Tahoma"/>
                 <w:bCs/>
                 <w:color w:val="2F5496"/>
                 <w:sz w:val="20"/>
@@ -344,7 +344,7 @@
             </w:pPr>
             <w:r>
               <w:rPr>
-                <w:rFonts w:ascii="Readex Pro Light" w:hAnsi="Readex Pro Light" w:cs="Readex Pro Light"/>
+                <w:rFonts w:ascii="Tahoma" w:hAnsi="Tahoma" w:cs="Tahoma"/>
                 <w:bCs/>
                 <w:color w:val="2F5496"/>
                 <w:sz w:val="20"/>
@@ -354,7 +354,7 @@
             </w:r>
             <w:r>
               <w:rPr>
-                <w:rFonts w:ascii="Readex Pro Light" w:hAnsi="Readex Pro Light" w:cs="Readex Pro Light"/>
+                <w:rFonts w:ascii="Tahoma" w:hAnsi="Tahoma" w:cs="Tahoma"/>
                 <w:bCs/>
                 <w:color w:val="2F5496"/>
                 <w:sz w:val="20"/>
@@ -365,7 +365,7 @@
             </w:r>
             <w:r>
               <w:rPr>
-                <w:rFonts w:ascii="Readex Pro Light" w:hAnsi="Readex Pro Light" w:cs="Readex Pro Light"/>
+                <w:rFonts w:ascii="Tahoma" w:hAnsi="Tahoma" w:cs="Tahoma"/>
                 <w:bCs/>
                 <w:color w:val="2F5496"/>
                 <w:sz w:val="20"/>
@@ -389,14 +389,14 @@
           <w:p>
             <w:pPr>
               <w:rPr>
-                <w:rFonts w:ascii="Readex Pro Light" w:hAnsi="Readex Pro Light" w:cs="Readex Pro Light"/>
-                <w:sz w:val="20"/>
-                <w:szCs w:val="20"/>
-              </w:rPr>
-            </w:pPr>
-            <w:r>
-              <w:rPr>
-                <w:rFonts w:ascii="Readex Pro Light" w:hAnsi="Readex Pro Light" w:cs="Readex Pro Light"/>
+                <w:rFonts w:ascii="Tahoma" w:hAnsi="Tahoma" w:cs="Tahoma"/>
+                <w:sz w:val="20"/>
+                <w:szCs w:val="20"/>
+              </w:rPr>
+            </w:pPr>
+            <w:r>
+              <w:rPr>
+                <w:rFonts w:ascii="Tahoma" w:hAnsi="Tahoma" w:cs="Tahoma"/>
                 <w:sz w:val="20"/>
                 <w:szCs w:val="20"/>
               </w:rPr>
@@ -411,15 +411,15 @@
           <w:p>
             <w:pPr>
               <w:rPr>
-                <w:rFonts w:ascii="Readex Pro Light" w:hAnsi="Readex Pro Light" w:cs="Readex Pro Light"/>
-                <w:color w:val="2F5496"/>
-                <w:sz w:val="20"/>
-                <w:szCs w:val="20"/>
-              </w:rPr>
-            </w:pPr>
-            <w:r>
-              <w:rPr>
-                <w:rFonts w:ascii="Readex Pro Light" w:hAnsi="Readex Pro Light" w:cs="Readex Pro Light"/>
+                <w:rFonts w:ascii="Tahoma" w:hAnsi="Tahoma" w:cs="Tahoma"/>
+                <w:color w:val="2F5496"/>
+                <w:sz w:val="20"/>
+                <w:szCs w:val="20"/>
+              </w:rPr>
+            </w:pPr>
+            <w:r>
+              <w:rPr>
+                <w:rFonts w:ascii="Tahoma" w:hAnsi="Tahoma" w:cs="Tahoma"/>
                 <w:color w:val="2F5496"/>
                 <w:sz w:val="20"/>
                 <w:szCs w:val="20"/>
@@ -428,7 +428,7 @@
             </w:r>
             <w:r>
               <w:rPr>
-                <w:rFonts w:ascii="Readex Pro Light" w:hAnsi="Readex Pro Light" w:cs="Readex Pro Light"/>
+                <w:rFonts w:ascii="Tahoma" w:hAnsi="Tahoma" w:cs="Tahoma"/>
                 <w:color w:val="2F5496"/>
                 <w:sz w:val="20"/>
                 <w:szCs w:val="20"/>
@@ -438,7 +438,7 @@
             </w:r>
             <w:r>
               <w:rPr>
-                <w:rFonts w:ascii="Readex Pro Light" w:hAnsi="Readex Pro Light" w:cs="Readex Pro Light"/>
+                <w:rFonts w:ascii="Tahoma" w:hAnsi="Tahoma" w:cs="Tahoma"/>
                 <w:color w:val="2F5496"/>
                 <w:sz w:val="20"/>
                 <w:szCs w:val="20"/>
@@ -461,14 +461,14 @@
           <w:p>
             <w:pPr>
               <w:rPr>
-                <w:rFonts w:ascii="Readex Pro Light" w:hAnsi="Readex Pro Light" w:cs="Readex Pro Light"/>
-                <w:sz w:val="20"/>
-                <w:szCs w:val="20"/>
-              </w:rPr>
-            </w:pPr>
-            <w:r>
-              <w:rPr>
-                <w:rFonts w:ascii="Readex Pro Light" w:hAnsi="Readex Pro Light" w:cs="Readex Pro Light"/>
+                <w:rFonts w:ascii="Tahoma" w:hAnsi="Tahoma" w:cs="Tahoma"/>
+                <w:sz w:val="20"/>
+                <w:szCs w:val="20"/>
+              </w:rPr>
+            </w:pPr>
+            <w:r>
+              <w:rPr>
+                <w:rFonts w:ascii="Tahoma" w:hAnsi="Tahoma" w:cs="Tahoma"/>
                 <w:sz w:val="20"/>
                 <w:szCs w:val="20"/>
               </w:rPr>
@@ -476,7 +476,7 @@
             </w:r>
             <w:r>
               <w:rPr>
-                <w:rFonts w:ascii="Readex Pro Light" w:hAnsi="Readex Pro Light" w:cs="Readex Pro Light"/>
+                <w:rFonts w:ascii="Tahoma" w:hAnsi="Tahoma" w:cs="Tahoma"/>
                 <w:sz w:val="20"/>
                 <w:szCs w:val="20"/>
               </w:rPr>
@@ -484,7 +484,7 @@
             </w:r>
             <w:r>
               <w:rPr>
-                <w:rFonts w:ascii="Readex Pro Light" w:hAnsi="Readex Pro Light" w:cs="Readex Pro Light"/>
+                <w:rFonts w:ascii="Tahoma" w:hAnsi="Tahoma" w:cs="Tahoma"/>
                 <w:sz w:val="20"/>
                 <w:szCs w:val="20"/>
               </w:rPr>
@@ -499,15 +499,15 @@
           <w:p>
             <w:pPr>
               <w:rPr>
-                <w:rFonts w:ascii="Readex Pro Light" w:hAnsi="Readex Pro Light" w:cs="Readex Pro Light"/>
-                <w:color w:val="2F5496"/>
-                <w:sz w:val="20"/>
-                <w:szCs w:val="20"/>
-              </w:rPr>
-            </w:pPr>
-            <w:r>
-              <w:rPr>
-                <w:rFonts w:ascii="Readex Pro Light" w:hAnsi="Readex Pro Light" w:cs="Readex Pro Light"/>
+                <w:rFonts w:ascii="Tahoma" w:hAnsi="Tahoma" w:cs="Tahoma"/>
+                <w:color w:val="2F5496"/>
+                <w:sz w:val="20"/>
+                <w:szCs w:val="20"/>
+              </w:rPr>
+            </w:pPr>
+            <w:r>
+              <w:rPr>
+                <w:rFonts w:ascii="Tahoma" w:hAnsi="Tahoma" w:cs="Tahoma"/>
                 <w:color w:val="2F5496"/>
                 <w:sz w:val="20"/>
                 <w:szCs w:val="20"/>
@@ -516,7 +516,7 @@
             </w:r>
             <w:r>
               <w:rPr>
-                <w:rFonts w:ascii="Readex Pro Light" w:hAnsi="Readex Pro Light" w:cs="Readex Pro Light"/>
+                <w:rFonts w:ascii="Tahoma" w:hAnsi="Tahoma" w:cs="Tahoma"/>
                 <w:color w:val="2F5496"/>
                 <w:sz w:val="20"/>
                 <w:szCs w:val="20"/>
@@ -526,7 +526,7 @@
             </w:r>
             <w:r>
               <w:rPr>
-                <w:rFonts w:ascii="Readex Pro Light" w:hAnsi="Readex Pro Light" w:cs="Readex Pro Light"/>
+                <w:rFonts w:ascii="Tahoma" w:hAnsi="Tahoma" w:cs="Tahoma"/>
                 <w:color w:val="2F5496"/>
                 <w:sz w:val="20"/>
                 <w:szCs w:val="20"/>
@@ -537,15 +537,15 @@
           <w:p>
             <w:pPr>
               <w:rPr>
-                <w:rFonts w:ascii="Readex Pro Light" w:hAnsi="Readex Pro Light" w:cs="Readex Pro Light"/>
-                <w:color w:val="2F5496"/>
-                <w:sz w:val="20"/>
-                <w:szCs w:val="20"/>
-              </w:rPr>
-            </w:pPr>
-            <w:r>
-              <w:rPr>
-                <w:rFonts w:ascii="Readex Pro Light" w:hAnsi="Readex Pro Light" w:cs="Readex Pro Light"/>
+                <w:rFonts w:ascii="Tahoma" w:hAnsi="Tahoma" w:cs="Tahoma"/>
+                <w:color w:val="2F5496"/>
+                <w:sz w:val="20"/>
+                <w:szCs w:val="20"/>
+              </w:rPr>
+            </w:pPr>
+            <w:r>
+              <w:rPr>
+                <w:rFonts w:ascii="Tahoma" w:hAnsi="Tahoma" w:cs="Tahoma"/>
                 <w:color w:val="2F5496"/>
                 <w:sz w:val="20"/>
                 <w:szCs w:val="20"/>
@@ -554,7 +554,7 @@
             </w:r>
             <w:r>
               <w:rPr>
-                <w:rFonts w:ascii="Readex Pro Light" w:hAnsi="Readex Pro Light" w:cs="Readex Pro Light"/>
+                <w:rFonts w:ascii="Tahoma" w:hAnsi="Tahoma" w:cs="Tahoma"/>
                 <w:color w:val="2F5496"/>
                 <w:sz w:val="20"/>
                 <w:szCs w:val="20"/>
@@ -564,7 +564,7 @@
             </w:r>
             <w:r>
               <w:rPr>
-                <w:rFonts w:ascii="Readex Pro Light" w:hAnsi="Readex Pro Light" w:cs="Readex Pro Light"/>
+                <w:rFonts w:ascii="Tahoma" w:hAnsi="Tahoma" w:cs="Tahoma"/>
                 <w:color w:val="2F5496"/>
                 <w:sz w:val="20"/>
                 <w:szCs w:val="20"/>
@@ -587,14 +587,14 @@
           <w:p>
             <w:pPr>
               <w:rPr>
-                <w:rFonts w:ascii="Readex Pro Light" w:hAnsi="Readex Pro Light" w:cs="Readex Pro Light"/>
-                <w:sz w:val="20"/>
-                <w:szCs w:val="20"/>
-              </w:rPr>
-            </w:pPr>
-            <w:r>
-              <w:rPr>
-                <w:rFonts w:ascii="Readex Pro Light" w:hAnsi="Readex Pro Light" w:cs="Readex Pro Light"/>
+                <w:rFonts w:ascii="Tahoma" w:hAnsi="Tahoma" w:cs="Tahoma"/>
+                <w:sz w:val="20"/>
+                <w:szCs w:val="20"/>
+              </w:rPr>
+            </w:pPr>
+            <w:r>
+              <w:rPr>
+                <w:rFonts w:ascii="Tahoma" w:hAnsi="Tahoma" w:cs="Tahoma"/>
                 <w:sz w:val="20"/>
                 <w:szCs w:val="20"/>
               </w:rPr>
@@ -609,15 +609,15 @@
           <w:p>
             <w:pPr>
               <w:rPr>
-                <w:rFonts w:ascii="Readex Pro Light" w:hAnsi="Readex Pro Light" w:cs="Readex Pro Light"/>
-                <w:color w:val="2F5496"/>
-                <w:sz w:val="20"/>
-                <w:szCs w:val="20"/>
-              </w:rPr>
-            </w:pPr>
-            <w:r>
-              <w:rPr>
-                <w:rFonts w:ascii="Readex Pro Light" w:hAnsi="Readex Pro Light" w:cs="Readex Pro Light"/>
+                <w:rFonts w:ascii="Tahoma" w:hAnsi="Tahoma" w:cs="Tahoma"/>
+                <w:color w:val="2F5496"/>
+                <w:sz w:val="20"/>
+                <w:szCs w:val="20"/>
+              </w:rPr>
+            </w:pPr>
+            <w:r>
+              <w:rPr>
+                <w:rFonts w:ascii="Tahoma" w:hAnsi="Tahoma" w:cs="Tahoma"/>
                 <w:color w:val="2F5496"/>
                 <w:sz w:val="20"/>
                 <w:szCs w:val="20"/>
@@ -626,7 +626,7 @@
             </w:r>
             <w:r>
               <w:rPr>
-                <w:rFonts w:ascii="Readex Pro Light" w:hAnsi="Readex Pro Light" w:cs="Readex Pro Light"/>
+                <w:rFonts w:ascii="Tahoma" w:hAnsi="Tahoma" w:cs="Tahoma"/>
                 <w:color w:val="2F5496"/>
                 <w:sz w:val="20"/>
                 <w:szCs w:val="20"/>
@@ -636,7 +636,7 @@
             </w:r>
             <w:r>
               <w:rPr>
-                <w:rFonts w:ascii="Readex Pro Light" w:hAnsi="Readex Pro Light" w:cs="Readex Pro Light"/>
+                <w:rFonts w:ascii="Tahoma" w:hAnsi="Tahoma" w:cs="Tahoma"/>
                 <w:color w:val="2F5496"/>
                 <w:sz w:val="20"/>
                 <w:szCs w:val="20"/>
@@ -659,14 +659,14 @@
           <w:p>
             <w:pPr>
               <w:rPr>
-                <w:rFonts w:ascii="Readex Pro Light" w:hAnsi="Readex Pro Light" w:cs="Readex Pro Light"/>
-                <w:sz w:val="20"/>
-                <w:szCs w:val="20"/>
-              </w:rPr>
-            </w:pPr>
-            <w:r>
-              <w:rPr>
-                <w:rFonts w:ascii="Readex Pro Light" w:hAnsi="Readex Pro Light" w:cs="Readex Pro Light"/>
+                <w:rFonts w:ascii="Tahoma" w:hAnsi="Tahoma" w:cs="Tahoma"/>
+                <w:sz w:val="20"/>
+                <w:szCs w:val="20"/>
+              </w:rPr>
+            </w:pPr>
+            <w:r>
+              <w:rPr>
+                <w:rFonts w:ascii="Tahoma" w:hAnsi="Tahoma" w:cs="Tahoma"/>
                 <w:sz w:val="20"/>
                 <w:szCs w:val="20"/>
               </w:rPr>
@@ -681,15 +681,15 @@
           <w:p>
             <w:pPr>
               <w:rPr>
-                <w:rFonts w:ascii="Readex Pro Light" w:hAnsi="Readex Pro Light" w:cs="Readex Pro Light"/>
-                <w:color w:val="2F5496"/>
-                <w:sz w:val="20"/>
-                <w:szCs w:val="20"/>
-              </w:rPr>
-            </w:pPr>
-            <w:r>
-              <w:rPr>
-                <w:rFonts w:ascii="Readex Pro Light" w:hAnsi="Readex Pro Light" w:cs="Readex Pro Light"/>
+                <w:rFonts w:ascii="Tahoma" w:hAnsi="Tahoma" w:cs="Tahoma"/>
+                <w:color w:val="2F5496"/>
+                <w:sz w:val="20"/>
+                <w:szCs w:val="20"/>
+              </w:rPr>
+            </w:pPr>
+            <w:r>
+              <w:rPr>
+                <w:rFonts w:ascii="Tahoma" w:hAnsi="Tahoma" w:cs="Tahoma"/>
                 <w:color w:val="2F5496"/>
                 <w:sz w:val="20"/>
                 <w:szCs w:val="20"/>
@@ -700,15 +700,15 @@
           <w:p>
             <w:pPr>
               <w:rPr>
-                <w:rFonts w:ascii="Readex Pro Light" w:hAnsi="Readex Pro Light" w:cs="Readex Pro Light"/>
-                <w:color w:val="2F5496"/>
-                <w:sz w:val="20"/>
-                <w:szCs w:val="20"/>
-              </w:rPr>
-            </w:pPr>
-            <w:r>
-              <w:rPr>
-                <w:rFonts w:ascii="Readex Pro Light" w:hAnsi="Readex Pro Light" w:cs="Readex Pro Light"/>
+                <w:rFonts w:ascii="Tahoma" w:hAnsi="Tahoma" w:cs="Tahoma"/>
+                <w:color w:val="2F5496"/>
+                <w:sz w:val="20"/>
+                <w:szCs w:val="20"/>
+              </w:rPr>
+            </w:pPr>
+            <w:r>
+              <w:rPr>
+                <w:rFonts w:ascii="Tahoma" w:hAnsi="Tahoma" w:cs="Tahoma"/>
                 <w:color w:val="2F5496"/>
                 <w:sz w:val="20"/>
                 <w:szCs w:val="20"/>
@@ -717,7 +717,7 @@
             </w:r>
             <w:r>
               <w:rPr>
-                <w:rFonts w:ascii="Readex Pro Light" w:hAnsi="Readex Pro Light" w:cs="Readex Pro Light"/>
+                <w:rFonts w:ascii="Tahoma" w:hAnsi="Tahoma" w:cs="Tahoma"/>
                 <w:color w:val="2F5496"/>
                 <w:sz w:val="20"/>
                 <w:szCs w:val="20"/>
@@ -727,7 +727,7 @@
             </w:r>
             <w:r>
               <w:rPr>
-                <w:rFonts w:ascii="Readex Pro Light" w:hAnsi="Readex Pro Light" w:cs="Readex Pro Light"/>
+                <w:rFonts w:ascii="Tahoma" w:hAnsi="Tahoma" w:cs="Tahoma"/>
                 <w:color w:val="2F5496"/>
                 <w:sz w:val="20"/>
                 <w:szCs w:val="20"/>
@@ -750,14 +750,14 @@
           <w:p>
             <w:pPr>
               <w:rPr>
-                <w:rFonts w:ascii="Readex Pro Light" w:hAnsi="Readex Pro Light" w:cs="Readex Pro Light"/>
-                <w:sz w:val="20"/>
-                <w:szCs w:val="20"/>
-              </w:rPr>
-            </w:pPr>
-            <w:r>
-              <w:rPr>
-                <w:rFonts w:ascii="Readex Pro Light" w:hAnsi="Readex Pro Light" w:cs="Readex Pro Light"/>
+                <w:rFonts w:ascii="Tahoma" w:hAnsi="Tahoma" w:cs="Tahoma"/>
+                <w:sz w:val="20"/>
+                <w:szCs w:val="20"/>
+              </w:rPr>
+            </w:pPr>
+            <w:r>
+              <w:rPr>
+                <w:rFonts w:ascii="Tahoma" w:hAnsi="Tahoma" w:cs="Tahoma"/>
                 <w:sz w:val="20"/>
                 <w:szCs w:val="20"/>
               </w:rPr>
@@ -772,15 +772,15 @@
           <w:p>
             <w:pPr>
               <w:rPr>
-                <w:rFonts w:ascii="Readex Pro Light" w:hAnsi="Readex Pro Light" w:cs="Readex Pro Light"/>
-                <w:color w:val="2F5496"/>
-                <w:sz w:val="20"/>
-                <w:szCs w:val="20"/>
-              </w:rPr>
-            </w:pPr>
-            <w:r>
-              <w:rPr>
-                <w:rFonts w:ascii="Readex Pro Light" w:hAnsi="Readex Pro Light" w:cs="Readex Pro Light"/>
+                <w:rFonts w:ascii="Tahoma" w:hAnsi="Tahoma" w:cs="Tahoma"/>
+                <w:color w:val="2F5496"/>
+                <w:sz w:val="20"/>
+                <w:szCs w:val="20"/>
+              </w:rPr>
+            </w:pPr>
+            <w:r>
+              <w:rPr>
+                <w:rFonts w:ascii="Tahoma" w:hAnsi="Tahoma" w:cs="Tahoma"/>
                 <w:color w:val="2F5496"/>
                 <w:sz w:val="20"/>
                 <w:szCs w:val="20"/>
@@ -789,7 +789,7 @@
             </w:r>
             <w:r>
               <w:rPr>
-                <w:rFonts w:ascii="Readex Pro Light" w:hAnsi="Readex Pro Light" w:cs="Readex Pro Light"/>
+                <w:rFonts w:ascii="Tahoma" w:hAnsi="Tahoma" w:cs="Tahoma"/>
                 <w:color w:val="2F5496"/>
                 <w:sz w:val="20"/>
                 <w:szCs w:val="20"/>
@@ -799,7 +799,7 @@
             </w:r>
             <w:r>
               <w:rPr>
-                <w:rFonts w:ascii="Readex Pro Light" w:hAnsi="Readex Pro Light" w:cs="Readex Pro Light"/>
+                <w:rFonts w:ascii="Tahoma" w:hAnsi="Tahoma" w:cs="Tahoma"/>
                 <w:color w:val="2F5496"/>
                 <w:sz w:val="20"/>
                 <w:szCs w:val="20"/>
@@ -822,14 +822,14 @@
           <w:p>
             <w:pPr>
               <w:rPr>
-                <w:rFonts w:ascii="Readex Pro Light" w:hAnsi="Readex Pro Light" w:cs="Readex Pro Light"/>
-                <w:sz w:val="20"/>
-                <w:szCs w:val="20"/>
-              </w:rPr>
-            </w:pPr>
-            <w:r>
-              <w:rPr>
-                <w:rFonts w:ascii="Readex Pro Light" w:hAnsi="Readex Pro Light" w:cs="Readex Pro Light"/>
+                <w:rFonts w:ascii="Tahoma" w:hAnsi="Tahoma" w:cs="Tahoma"/>
+                <w:sz w:val="20"/>
+                <w:szCs w:val="20"/>
+              </w:rPr>
+            </w:pPr>
+            <w:r>
+              <w:rPr>
+                <w:rFonts w:ascii="Tahoma" w:hAnsi="Tahoma" w:cs="Tahoma"/>
                 <w:sz w:val="20"/>
                 <w:szCs w:val="20"/>
               </w:rPr>
@@ -844,15 +844,15 @@
           <w:p>
             <w:pPr>
               <w:rPr>
-                <w:rFonts w:ascii="Readex Pro Light" w:hAnsi="Readex Pro Light" w:cs="Readex Pro Light"/>
-                <w:color w:val="2F5496"/>
-                <w:sz w:val="20"/>
-                <w:szCs w:val="20"/>
-              </w:rPr>
-            </w:pPr>
-            <w:r>
-              <w:rPr>
-                <w:rFonts w:ascii="Readex Pro Light" w:hAnsi="Readex Pro Light" w:cs="Readex Pro Light"/>
+                <w:rFonts w:ascii="Tahoma" w:hAnsi="Tahoma" w:cs="Tahoma"/>
+                <w:color w:val="2F5496"/>
+                <w:sz w:val="20"/>
+                <w:szCs w:val="20"/>
+              </w:rPr>
+            </w:pPr>
+            <w:r>
+              <w:rPr>
+                <w:rFonts w:ascii="Tahoma" w:hAnsi="Tahoma" w:cs="Tahoma"/>
                 <w:color w:val="2F5496"/>
                 <w:sz w:val="20"/>
                 <w:szCs w:val="20"/>
@@ -861,7 +861,7 @@
             </w:r>
             <w:r>
               <w:rPr>
-                <w:rFonts w:ascii="Readex Pro Light" w:hAnsi="Readex Pro Light" w:cs="Readex Pro Light"/>
+                <w:rFonts w:ascii="Tahoma" w:hAnsi="Tahoma" w:cs="Tahoma"/>
                 <w:color w:val="2F5496"/>
                 <w:sz w:val="20"/>
                 <w:szCs w:val="20"/>
@@ -871,7 +871,7 @@
             </w:r>
             <w:r>
               <w:rPr>
-                <w:rFonts w:ascii="Readex Pro Light" w:hAnsi="Readex Pro Light" w:cs="Readex Pro Light"/>
+                <w:rFonts w:ascii="Tahoma" w:hAnsi="Tahoma" w:cs="Tahoma"/>
                 <w:color w:val="2F5496"/>
                 <w:sz w:val="20"/>
                 <w:szCs w:val="20"/>
@@ -894,14 +894,14 @@
           <w:p>
             <w:pPr>
               <w:rPr>
-                <w:rFonts w:ascii="Readex Pro Light" w:hAnsi="Readex Pro Light" w:cs="Readex Pro Light"/>
-                <w:sz w:val="20"/>
-                <w:szCs w:val="20"/>
-              </w:rPr>
-            </w:pPr>
-            <w:r>
-              <w:rPr>
-                <w:rFonts w:ascii="Readex Pro Light" w:hAnsi="Readex Pro Light" w:cs="Readex Pro Light"/>
+                <w:rFonts w:ascii="Tahoma" w:hAnsi="Tahoma" w:cs="Tahoma"/>
+                <w:sz w:val="20"/>
+                <w:szCs w:val="20"/>
+              </w:rPr>
+            </w:pPr>
+            <w:r>
+              <w:rPr>
+                <w:rFonts w:ascii="Tahoma" w:hAnsi="Tahoma" w:cs="Tahoma"/>
                 <w:sz w:val="20"/>
                 <w:szCs w:val="20"/>
               </w:rPr>
@@ -916,15 +916,15 @@
           <w:p>
             <w:pPr>
               <w:rPr>
-                <w:rFonts w:ascii="Readex Pro Light" w:hAnsi="Readex Pro Light" w:cs="Readex Pro Light"/>
-                <w:color w:val="2F5496"/>
-                <w:sz w:val="20"/>
-                <w:szCs w:val="20"/>
-              </w:rPr>
-            </w:pPr>
-            <w:r>
-              <w:rPr>
-                <w:rFonts w:ascii="Readex Pro Light" w:hAnsi="Readex Pro Light" w:cs="Readex Pro Light"/>
+                <w:rFonts w:ascii="Tahoma" w:hAnsi="Tahoma" w:cs="Tahoma"/>
+                <w:color w:val="2F5496"/>
+                <w:sz w:val="20"/>
+                <w:szCs w:val="20"/>
+              </w:rPr>
+            </w:pPr>
+            <w:r>
+              <w:rPr>
+                <w:rFonts w:ascii="Tahoma" w:hAnsi="Tahoma" w:cs="Tahoma"/>
                 <w:color w:val="2F5496"/>
                 <w:sz w:val="20"/>
                 <w:szCs w:val="20"/>
@@ -933,7 +933,7 @@
             </w:r>
             <w:r>
               <w:rPr>
-                <w:rFonts w:ascii="Readex Pro Light" w:hAnsi="Readex Pro Light" w:cs="Readex Pro Light"/>
+                <w:rFonts w:ascii="Tahoma" w:hAnsi="Tahoma" w:cs="Tahoma"/>
                 <w:color w:val="2F5496"/>
                 <w:sz w:val="20"/>
                 <w:szCs w:val="20"/>
@@ -943,7 +943,7 @@
             </w:r>
             <w:r>
               <w:rPr>
-                <w:rFonts w:ascii="Readex Pro Light" w:hAnsi="Readex Pro Light" w:cs="Readex Pro Light"/>
+                <w:rFonts w:ascii="Tahoma" w:hAnsi="Tahoma" w:cs="Tahoma"/>
                 <w:color w:val="2F5496"/>
                 <w:sz w:val="20"/>
                 <w:szCs w:val="20"/>
@@ -966,14 +966,14 @@
           <w:p>
             <w:pPr>
               <w:rPr>
-                <w:rFonts w:ascii="Readex Pro Light" w:hAnsi="Readex Pro Light" w:cs="Readex Pro Light"/>
-                <w:sz w:val="20"/>
-                <w:szCs w:val="20"/>
-              </w:rPr>
-            </w:pPr>
-            <w:r>
-              <w:rPr>
-                <w:rFonts w:ascii="Readex Pro Light" w:hAnsi="Readex Pro Light" w:cs="Readex Pro Light"/>
+                <w:rFonts w:ascii="Tahoma" w:hAnsi="Tahoma" w:cs="Tahoma"/>
+                <w:sz w:val="20"/>
+                <w:szCs w:val="20"/>
+              </w:rPr>
+            </w:pPr>
+            <w:r>
+              <w:rPr>
+                <w:rFonts w:ascii="Tahoma" w:hAnsi="Tahoma" w:cs="Tahoma"/>
                 <w:sz w:val="20"/>
                 <w:szCs w:val="20"/>
               </w:rPr>
@@ -988,7 +988,7 @@
           <w:p>
             <w:pPr>
               <w:rPr>
-                <w:rFonts w:ascii="Readex Pro Light" w:hAnsi="Readex Pro Light" w:cs="Readex Pro Light"/>
+                <w:rFonts w:ascii="Tahoma" w:hAnsi="Tahoma" w:cs="Tahoma"/>
                 <w:color w:val="FF0000"/>
                 <w:sz w:val="20"/>
                 <w:szCs w:val="20"/>
@@ -996,7 +996,7 @@
             </w:pPr>
             <w:r>
               <w:rPr>
-                <w:rFonts w:ascii="Readex Pro Light" w:hAnsi="Readex Pro Light" w:cs="Readex Pro Light"/>
+                <w:rFonts w:ascii="Tahoma" w:hAnsi="Tahoma" w:cs="Tahoma"/>
                 <w:color w:val="2F5496"/>
                 <w:sz w:val="20"/>
                 <w:szCs w:val="20"/>
@@ -1005,7 +1005,7 @@
             </w:r>
             <w:r>
               <w:rPr>
-                <w:rFonts w:ascii="Readex Pro Light" w:hAnsi="Readex Pro Light" w:cs="Readex Pro Light"/>
+                <w:rFonts w:ascii="Tahoma" w:hAnsi="Tahoma" w:cs="Tahoma"/>
                 <w:color w:val="2F5496"/>
                 <w:sz w:val="20"/>
                 <w:szCs w:val="20"/>
@@ -1015,7 +1015,7 @@
             </w:r>
             <w:r>
               <w:rPr>
-                <w:rFonts w:ascii="Readex Pro Light" w:hAnsi="Readex Pro Light" w:cs="Readex Pro Light"/>
+                <w:rFonts w:ascii="Tahoma" w:hAnsi="Tahoma" w:cs="Tahoma"/>
                 <w:color w:val="2F5496"/>
                 <w:sz w:val="20"/>
                 <w:szCs w:val="20"/>
@@ -1030,7 +1030,7 @@
       <w:pPr>
         <w:jc w:val="center"/>
         <w:rPr>
-          <w:rFonts w:ascii="Readex Pro Light" w:hAnsi="Readex Pro Light" w:cs="Readex Pro Light"/>
+          <w:rFonts w:ascii="Tahoma" w:hAnsi="Tahoma" w:cs="Tahoma"/>
         </w:rPr>
       </w:pPr>
     </w:p>
@@ -1038,7 +1038,7 @@
       <w:pPr>
         <w:jc w:val="center"/>
         <w:rPr>
-          <w:rFonts w:ascii="Readex Pro Light" w:hAnsi="Readex Pro Light" w:cs="Readex Pro Light"/>
+          <w:rFonts w:ascii="Tahoma" w:hAnsi="Tahoma" w:cs="Tahoma"/>
         </w:rPr>
       </w:pPr>
     </w:p>
@@ -1046,7 +1046,7 @@
       <w:pPr>
         <w:jc w:val="center"/>
         <w:rPr>
-          <w:rFonts w:ascii="Readex Pro Light" w:hAnsi="Readex Pro Light" w:cs="Readex Pro Light"/>
+          <w:rFonts w:ascii="Tahoma" w:hAnsi="Tahoma" w:cs="Tahoma"/>
         </w:rPr>
       </w:pPr>
     </w:p>
@@ -1089,7 +1089,7 @@
             <w:pPr>
               <w:jc w:val="center"/>
               <w:rPr>
-                <w:rFonts w:ascii="Cairo" w:hAnsi="Cairo" w:cs="Cairo"/>
+                <w:rFonts w:ascii="Tahoma" w:hAnsi="Tahoma" w:cs="Tahoma"/>
                 <w:b/>
                 <w:color w:val="FFFFFF" w:themeColor="background1"/>
                 <w:sz w:val="20"/>
@@ -1098,7 +1098,7 @@
             </w:pPr>
             <w:r>
               <w:rPr>
-                <w:rFonts w:ascii="Cairo" w:hAnsi="Cairo" w:cs="Cairo"/>
+                <w:rFonts w:ascii="Tahoma" w:hAnsi="Tahoma" w:cs="Tahoma"/>
                 <w:b/>
                 <w:color w:val="FFFFFF" w:themeColor="background1"/>
                 <w:sz w:val="20"/>
@@ -1117,7 +1117,7 @@
           <w:p>
             <w:pPr>
               <w:rPr>
-                <w:rFonts w:ascii="Cairo" w:hAnsi="Cairo" w:cs="Cairo"/>
+                <w:rFonts w:ascii="Tahoma" w:hAnsi="Tahoma" w:cs="Tahoma"/>
                 <w:b/>
                 <w:sz w:val="20"/>
                 <w:szCs w:val="20"/>
@@ -1139,7 +1139,7 @@
           <w:p>
             <w:pPr>
               <w:rPr>
-                <w:rFonts w:ascii="Cairo" w:hAnsi="Cairo" w:cs="Cairo"/>
+                <w:rFonts w:ascii="Tahoma" w:hAnsi="Tahoma" w:cs="Tahoma"/>
                 <w:sz w:val="20"/>
                 <w:szCs w:val="20"/>
               </w:rPr>
@@ -1156,7 +1156,7 @@
           <w:p>
             <w:pPr>
               <w:rPr>
-                <w:rFonts w:ascii="Cairo" w:hAnsi="Cairo" w:cs="Cairo"/>
+                <w:rFonts w:ascii="Tahoma" w:hAnsi="Tahoma" w:cs="Tahoma"/>
                 <w:color w:val="FF0000"/>
                 <w:sz w:val="20"/>
                 <w:szCs w:val="20"/>
@@ -1178,7 +1178,7 @@
           <w:p>
             <w:pPr>
               <w:rPr>
-                <w:rFonts w:ascii="Cairo" w:hAnsi="Cairo" w:cs="Cairo"/>
+                <w:rFonts w:ascii="Tahoma" w:hAnsi="Tahoma" w:cs="Tahoma"/>
                 <w:sz w:val="20"/>
                 <w:szCs w:val="20"/>
               </w:rPr>
@@ -1201,7 +1201,7 @@
           <w:p>
             <w:pPr>
               <w:rPr>
-                <w:rFonts w:ascii="Cairo" w:hAnsi="Cairo" w:cs="Cairo"/>
+                <w:rFonts w:ascii="Tahoma" w:hAnsi="Tahoma" w:cs="Tahoma"/>
                 <w:color w:val="FF0000"/>
                 <w:sz w:val="20"/>
                 <w:szCs w:val="20"/>
@@ -1223,7 +1223,7 @@
           <w:p>
             <w:pPr>
               <w:rPr>
-                <w:rFonts w:ascii="Cairo" w:hAnsi="Cairo" w:cs="Cairo"/>
+                <w:rFonts w:ascii="Tahoma" w:hAnsi="Tahoma" w:cs="Tahoma"/>
                 <w:sz w:val="20"/>
                 <w:szCs w:val="20"/>
               </w:rPr>
@@ -1248,7 +1248,7 @@
           <w:p>
             <w:pPr>
               <w:rPr>
-                <w:rFonts w:ascii="Cairo" w:hAnsi="Cairo" w:cs="Cairo"/>
+                <w:rFonts w:ascii="Tahoma" w:hAnsi="Tahoma" w:cs="Tahoma"/>
                 <w:color w:val="FF0000"/>
                 <w:sz w:val="20"/>
                 <w:szCs w:val="20"/>
@@ -1270,7 +1270,7 @@
           <w:p>
             <w:pPr>
               <w:rPr>
-                <w:rFonts w:ascii="Cairo" w:hAnsi="Cairo" w:cs="Cairo"/>
+                <w:rFonts w:ascii="Tahoma" w:hAnsi="Tahoma" w:cs="Tahoma"/>
                 <w:sz w:val="20"/>
                 <w:szCs w:val="20"/>
               </w:rPr>
@@ -1287,7 +1287,7 @@
           <w:p>
             <w:pPr>
               <w:rPr>
-                <w:rFonts w:ascii="Cairo" w:hAnsi="Cairo" w:cs="Cairo"/>
+                <w:rFonts w:ascii="Tahoma" w:hAnsi="Tahoma" w:cs="Tahoma"/>
                 <w:sz w:val="20"/>
                 <w:szCs w:val="20"/>
               </w:rPr>
@@ -1308,7 +1308,7 @@
           <w:p>
             <w:pPr>
               <w:rPr>
-                <w:rFonts w:ascii="Cairo" w:hAnsi="Cairo" w:cs="Cairo"/>
+                <w:rFonts w:ascii="Tahoma" w:hAnsi="Tahoma" w:cs="Tahoma"/>
                 <w:sz w:val="20"/>
                 <w:szCs w:val="20"/>
               </w:rPr>
@@ -1325,7 +1325,7 @@
           <w:p>
             <w:pPr>
               <w:rPr>
-                <w:rFonts w:ascii="Cairo" w:hAnsi="Cairo" w:cs="Cairo"/>
+                <w:rFonts w:ascii="Tahoma" w:hAnsi="Tahoma" w:cs="Tahoma"/>
                 <w:color w:val="FF0000"/>
                 <w:sz w:val="20"/>
                 <w:szCs w:val="20"/>
@@ -1347,7 +1347,7 @@
           <w:p>
             <w:pPr>
               <w:rPr>
-                <w:rFonts w:ascii="Cairo" w:hAnsi="Cairo" w:cs="Cairo"/>
+                <w:rFonts w:ascii="Tahoma" w:hAnsi="Tahoma" w:cs="Tahoma"/>
                 <w:sz w:val="20"/>
                 <w:szCs w:val="20"/>
               </w:rPr>
@@ -1364,7 +1364,7 @@
           <w:p>
             <w:pPr>
               <w:rPr>
-                <w:rFonts w:ascii="Cairo" w:hAnsi="Cairo" w:cs="Cairo"/>
+                <w:rFonts w:ascii="Tahoma" w:hAnsi="Tahoma" w:cs="Tahoma"/>
                 <w:color w:val="FF0000"/>
                 <w:sz w:val="20"/>
                 <w:szCs w:val="20"/>
@@ -1386,7 +1386,7 @@
           <w:p>
             <w:pPr>
               <w:rPr>
-                <w:rFonts w:ascii="Cairo" w:hAnsi="Cairo" w:cs="Cairo"/>
+                <w:rFonts w:ascii="Tahoma" w:hAnsi="Tahoma" w:cs="Tahoma"/>
                 <w:sz w:val="20"/>
                 <w:szCs w:val="20"/>
               </w:rPr>
@@ -1403,7 +1403,7 @@
           <w:p>
             <w:pPr>
               <w:rPr>
-                <w:rFonts w:ascii="Cairo" w:hAnsi="Cairo" w:cs="Cairo"/>
+                <w:rFonts w:ascii="Tahoma" w:hAnsi="Tahoma" w:cs="Tahoma"/>
                 <w:color w:val="FF0000"/>
                 <w:sz w:val="20"/>
                 <w:szCs w:val="20"/>
@@ -1425,7 +1425,7 @@
           <w:p>
             <w:pPr>
               <w:rPr>
-                <w:rFonts w:ascii="Cairo" w:hAnsi="Cairo" w:cs="Cairo"/>
+                <w:rFonts w:ascii="Tahoma" w:hAnsi="Tahoma" w:cs="Tahoma"/>
                 <w:sz w:val="20"/>
                 <w:szCs w:val="20"/>
               </w:rPr>
@@ -1442,7 +1442,7 @@
           <w:p>
             <w:pPr>
               <w:rPr>
-                <w:rFonts w:ascii="Cairo" w:hAnsi="Cairo" w:cs="Cairo"/>
+                <w:rFonts w:ascii="Tahoma" w:hAnsi="Tahoma" w:cs="Tahoma"/>
                 <w:color w:val="FF0000"/>
                 <w:sz w:val="20"/>
                 <w:szCs w:val="20"/>
@@ -1499,7 +1499,7 @@
             <w:pPr>
               <w:jc w:val="center"/>
               <w:rPr>
-                <w:rFonts w:ascii="Cairo" w:hAnsi="Cairo" w:cs="Cairo"/>
+                <w:rFonts w:ascii="Tahoma" w:hAnsi="Tahoma" w:cs="Tahoma"/>
                 <w:color w:val="FFFFFF" w:themeColor="background1"/>
                 <w:sz w:val="20"/>
                 <w:szCs w:val="20"/>
@@ -1507,7 +1507,7 @@
             </w:pPr>
             <w:r>
               <w:rPr>
-                <w:rFonts w:ascii="Cairo" w:hAnsi="Cairo" w:cs="Cairo"/>
+                <w:rFonts w:ascii="Tahoma" w:hAnsi="Tahoma" w:cs="Tahoma"/>
                 <w:color w:val="FFFFFF" w:themeColor="background1"/>
                 <w:sz w:val="20"/>
                 <w:szCs w:val="20"/>
@@ -1548,7 +1548,7 @@
           <w:p>
             <w:pPr>
               <w:rPr>
-                <w:rFonts w:ascii="Cairo" w:hAnsi="Cairo" w:cs="Cairo"/>
+                <w:rFonts w:ascii="Tahoma" w:hAnsi="Tahoma" w:cs="Tahoma"/>
                 <w:color w:val="FF0000"/>
                 <w:sz w:val="20"/>
                 <w:szCs w:val="20"/>
@@ -1588,7 +1588,7 @@
           <w:p>
             <w:pPr>
               <w:rPr>
-                <w:rFonts w:ascii="Cairo" w:hAnsi="Cairo" w:cs="Cairo"/>
+                <w:rFonts w:ascii="Tahoma" w:hAnsi="Tahoma" w:cs="Tahoma"/>
                 <w:color w:val="FF0000"/>
                 <w:sz w:val="20"/>
                 <w:szCs w:val="20"/>
@@ -1601,7 +1601,7 @@
     <w:p>
       <w:pPr>
         <w:rPr>
-          <w:rFonts w:ascii="Readex Pro Light" w:hAnsi="Readex Pro Light" w:cs="Readex Pro Light"/>
+          <w:rFonts w:ascii="Tahoma" w:hAnsi="Tahoma" w:cs="Tahoma"/>
         </w:rPr>
       </w:pPr>
     </w:p>
@@ -1736,7 +1736,7 @@
       <w:pStyle w:val="Header"/>
       <w:jc w:val="center"/>
       <w:rPr>
-        <w:rFonts w:ascii="Readex Pro Medium" w:hAnsi="Readex Pro Medium" w:cs="Readex Pro Medium"/>
+        <w:rFonts w:ascii="Tahoma" w:hAnsi="Tahoma" w:cs="Tahoma"/>
         <w:sz w:val="26"/>
         <w:szCs w:val="26"/>
       </w:rPr>
@@ -1916,7 +1916,7 @@
     </w:r>
     <w:r>
       <w:rPr>
-        <w:rFonts w:ascii="Arial" w:hAnsi="Arial" w:cs="Arial"/>
+        <w:rFonts w:ascii="Tahoma" w:hAnsi="Tahoma" w:cs="Tahoma"/>
         <w:noProof/>
         <w:sz w:val="6"/>
         <w:szCs w:val="6"/>
@@ -1979,7 +1979,7 @@
     </w:r>
     <w:r>
       <w:rPr>
-        <w:rFonts w:ascii="Readex Pro Medium" w:hAnsi="Readex Pro Medium" w:cs="Readex Pro Medium"/>
+        <w:rFonts w:ascii="Tahoma" w:hAnsi="Tahoma" w:cs="Tahoma"/>
         <w:sz w:val="26"/>
         <w:szCs w:val="26"/>
       </w:rPr>
@@ -1988,7 +1988,7 @@
     <w:proofErr w:type="gramStart"/>
     <w:r>
       <w:rPr>
-        <w:rFonts w:ascii="Readex Pro Medium" w:hAnsi="Readex Pro Medium" w:cs="Readex Pro Medium"/>
+        <w:rFonts w:ascii="Tahoma" w:hAnsi="Tahoma" w:cs="Tahoma"/>
         <w:sz w:val="26"/>
         <w:szCs w:val="26"/>
       </w:rPr>
@@ -1997,7 +1997,7 @@
     <w:proofErr w:type="gramEnd"/>
     <w:r>
       <w:rPr>
-        <w:rFonts w:ascii="Readex Pro Medium" w:hAnsi="Readex Pro Medium" w:cs="Readex Pro Medium"/>
+        <w:rFonts w:ascii="Tahoma" w:hAnsi="Tahoma" w:cs="Tahoma"/>
         <w:sz w:val="26"/>
         <w:szCs w:val="26"/>
       </w:rPr>
@@ -2005,7 +2005,7 @@
     </w:r>
     <w:r>
       <w:rPr>
-        <w:rFonts w:ascii="Readex Pro Medium" w:hAnsi="Readex Pro Medium" w:cs="Readex Pro Medium"/>
+        <w:rFonts w:ascii="Tahoma" w:hAnsi="Tahoma" w:cs="Tahoma"/>
         <w:sz w:val="26"/>
         <w:szCs w:val="26"/>
       </w:rPr>
@@ -2013,7 +2013,7 @@
     </w:r>
     <w:r>
       <w:rPr>
-        <w:rFonts w:ascii="Readex Pro Medium" w:hAnsi="Readex Pro Medium" w:cs="Readex Pro Medium"/>
+        <w:rFonts w:ascii="Tahoma" w:hAnsi="Tahoma" w:cs="Tahoma"/>
         <w:sz w:val="26"/>
         <w:szCs w:val="26"/>
       </w:rPr>
@@ -2028,7 +2028,7 @@
       <w:pStyle w:val="Header"/>
       <w:jc w:val="center"/>
       <w:rPr>
-        <w:rFonts w:ascii="Readex Pro Medium" w:hAnsi="Readex Pro Medium" w:cs="Readex Pro Medium"/>
+        <w:rFonts w:ascii="Tahoma" w:hAnsi="Tahoma" w:cs="Tahoma"/>
         <w:sz w:val="40"/>
         <w:szCs w:val="40"/>
       </w:rPr>
@@ -2039,7 +2039,7 @@
       <w:pStyle w:val="Header"/>
       <w:jc w:val="center"/>
       <w:rPr>
-        <w:rFonts w:ascii="Readex Pro Medium" w:hAnsi="Readex Pro Medium" w:cs="Readex Pro Medium"/>
+        <w:rFonts w:ascii="Tahoma" w:hAnsi="Tahoma" w:cs="Tahoma"/>
         <w:sz w:val="40"/>
         <w:szCs w:val="40"/>
       </w:rPr>
@@ -2097,7 +2097,7 @@
         <w:kern w:val="2"/>
         <w:sz w:val="24"/>
         <w:szCs w:val="24"/>
-        <w:lang w:val="en-US" w:eastAsia="en-US" w:bidi="ar-SA"/>
+        <w:lang w:val="en-US" w:eastAsia="Tahoma" w:bidi="ar-SA"/>
         <w14:ligatures w14:val="standardContextual"/>
       </w:rPr>
     </w:rPrDefault>
@@ -2493,7 +2493,7 @@
       <w:spacing w:after="0" w:line="240" w:lineRule="auto"/>
     </w:pPr>
     <w:rPr>
-      <w:rFonts w:ascii="Calibri" w:eastAsia="Calibri" w:hAnsi="Calibri" w:cs="Times New Roman"/>
+      <w:rFonts w:ascii="Tahoma" w:eastAsia="Tahoma" w:hAnsi="Tahoma" w:cs="Tahoma"/>
       <w:kern w:val="0"/>
       <w:sz w:val="22"/>
       <w:szCs w:val="22"/>
@@ -3077,7 +3077,7 @@
       <w:spacing w:before="40" w:after="40"/>
     </w:pPr>
     <w:rPr>
-      <w:rFonts w:ascii="Arial Narrow Bold" w:eastAsia="Times New Roman" w:hAnsi="Arial Narrow Bold"/>
+      <w:rFonts w:ascii="Tahoma" w:eastAsia="Tahoma" w:hAnsi="Tahoma"/>
       <w:b/>
       <w:sz w:val="20"/>
       <w:szCs w:val="20"/>
@@ -3093,7 +3093,7 @@
       <w:outlineLvl w:val="0"/>
     </w:pPr>
     <w:rPr>
-      <w:rFonts w:ascii="Arial Narrow" w:eastAsia="Times New Roman" w:hAnsi="Arial Narrow"/>
+      <w:rFonts w:ascii="Tahoma" w:eastAsia="Tahoma" w:hAnsi="Tahoma"/>
       <w:sz w:val="20"/>
       <w:szCs w:val="20"/>
     </w:rPr>
@@ -3119,7 +3119,7 @@
     <w:uiPriority w:val="99"/>
     <w:rsid w:val="008D6F33"/>
     <w:rPr>
-      <w:rFonts w:ascii="Calibri" w:eastAsia="Calibri" w:hAnsi="Calibri" w:cs="Times New Roman"/>
+      <w:rFonts w:ascii="Tahoma" w:eastAsia="Tahoma" w:hAnsi="Tahoma" w:cs="Tahoma"/>
       <w:kern w:val="0"/>
       <w:sz w:val="22"/>
       <w:szCs w:val="22"/>
@@ -3147,7 +3147,7 @@
     <w:uiPriority w:val="99"/>
     <w:rsid w:val="008D6F33"/>
     <w:rPr>
-      <w:rFonts w:ascii="Calibri" w:eastAsia="Calibri" w:hAnsi="Calibri" w:cs="Times New Roman"/>
+      <w:rFonts w:ascii="Tahoma" w:eastAsia="Tahoma" w:hAnsi="Tahoma" w:cs="Tahoma"/>
       <w:kern w:val="0"/>
       <w:sz w:val="22"/>
       <w:szCs w:val="22"/>
@@ -3200,7 +3200,7 @@
     </a:clrScheme>
     <a:fontScheme name="Office">
       <a:majorFont>
-        <a:latin typeface="Aptos Display" panose="02110004020202020204"/>
+        <a:latin typeface="Tahoma" panose="02110004020202020204"/>
         <a:ea typeface=""/>
         <a:cs typeface=""/>
         <a:font script="Jpan" typeface="游ゴシック Light"/>
@@ -3252,7 +3252,7 @@
         <a:font script="Tfng" typeface="Ebrima"/>
       </a:majorFont>
       <a:minorFont>
-        <a:latin typeface="Aptos" panose="02110004020202020204"/>
+        <a:latin typeface="Tahoma" panose="02110004020202020204"/>
         <a:ea typeface=""/>
         <a:cs typeface=""/>
         <a:font script="Jpan" typeface="游明朝"/>
